--- a/descargas/primaria-4-6/word/PRESENTE_primaria-4-6_s1_lunes-30-nov.docx
+++ b/descargas/primaria-4-6/word/PRESENTE_primaria-4-6_s1_lunes-30-nov.docx
@@ -86,7 +86,7 @@
       </w:pPr>
       <w:r>
         <w:rPr/>
-        <w:t xml:space="preserve">«Ayer empezó el Adviento y hoy encendemos la primera vela. Este año lo viviremos con una palabra que tiene tres sentidos: PRESENTE. Es un regalo. Es el tiempo de ahora. Y es lo que contestamos cuando pasan lista». Los alumnos que la han montado presentan la caja cúbica (plantilla 1), abierta y vacía.</w:t>
+        <w:t xml:space="preserve">«Ayer empezó el Adviento y hoy encendemos la primera vela. Este año lo viviremos con una palabra que tiene tres sentidos: PRESENTE. Es un regalo. Es el tiempo de ahora. Y es lo que contestamos cuando pasan lista». Los alumnos que la han montado presentan la caja del símbolo, abierta y vacía.</w:t>
       </w:r>
     </w:p>
     <w:p>
